--- a/IMRADS/Methods and Results.docx
+++ b/IMRADS/Methods and Results.docx
@@ -18649,6 +18649,15 @@
           <w:rFonts w:ascii="Georgia" w:eastAsia="Georgia" w:hAnsi="Georgia" w:cs="Georgia"/>
         </w:rPr>
       </w:pPr>
+    </w:p>
+    <w:p>
+      <w:pPr>
+        <w:spacing w:before="240" w:after="220" w:line="360" w:lineRule="auto"/>
+        <w:jc w:val="both"/>
+        <w:rPr>
+          <w:rFonts w:ascii="Georgia" w:eastAsia="Georgia" w:hAnsi="Georgia" w:cs="Georgia"/>
+        </w:rPr>
+      </w:pPr>
       <w:r>
         <w:rPr>
           <w:rFonts w:ascii="Georgia" w:eastAsia="Georgia" w:hAnsi="Georgia" w:cs="Georgia"/>
@@ -30319,7 +30328,6 @@
               <w:bottom w:w="40" w:type="dxa"/>
               <w:right w:w="40" w:type="dxa"/>
             </w:tcMar>
-            <w:vAlign w:val="bottom"/>
             <w:hideMark/>
           </w:tcPr>
           <w:p>
@@ -30336,12 +30344,14 @@
             <w:r>
               <w:rPr>
                 <w:rFonts w:ascii="Times New Roman" w:eastAsia="Times New Roman" w:hAnsi="Times New Roman" w:cs="Times New Roman"/>
-                <w:color w:val="000000"/>
-                <w:sz w:val="24"/>
-                <w:szCs w:val="24"/>
-                <w:lang w:eastAsia="en-PH"/>
-              </w:rPr>
-              <w:t>Lat</w:t>
+                <w:b/>
+                <w:bCs/>
+                <w:color w:val="000000"/>
+                <w:sz w:val="24"/>
+                <w:szCs w:val="24"/>
+                <w:lang w:eastAsia="en-PH"/>
+              </w:rPr>
+              <w:t>Latitude</w:t>
             </w:r>
           </w:p>
         </w:tc>
@@ -30360,7 +30370,6 @@
               <w:bottom w:w="40" w:type="dxa"/>
               <w:right w:w="40" w:type="dxa"/>
             </w:tcMar>
-            <w:vAlign w:val="bottom"/>
             <w:hideMark/>
           </w:tcPr>
           <w:p>
@@ -30377,12 +30386,14 @@
             <w:r>
               <w:rPr>
                 <w:rFonts w:ascii="Times New Roman" w:eastAsia="Times New Roman" w:hAnsi="Times New Roman" w:cs="Times New Roman"/>
-                <w:color w:val="000000"/>
-                <w:sz w:val="24"/>
-                <w:szCs w:val="24"/>
-                <w:lang w:eastAsia="en-PH"/>
-              </w:rPr>
-              <w:t>Long</w:t>
+                <w:b/>
+                <w:bCs/>
+                <w:color w:val="000000"/>
+                <w:sz w:val="24"/>
+                <w:szCs w:val="24"/>
+                <w:lang w:eastAsia="en-PH"/>
+              </w:rPr>
+              <w:t>Longitude</w:t>
             </w:r>
           </w:p>
         </w:tc>
